--- a/Призм. Договор о пилоте (правки).docx
+++ b/Призм. Договор о пилоте (правки).docx
@@ -1465,13 +1465,7 @@
         <w:t>Четырех</w:t>
       </w:r>
       <w:r>
-        <w:t>) страницах в 2 (Двух) экземплярах, имеющих равную юридическую с</w:t>
-      </w:r>
-      <w:r>
-        <w:t>и</w:t>
-      </w:r>
-      <w:r>
-        <w:t>лу, по одному для каждой из Сторон.</w:t>
+        <w:t>) страницах в 2 (Двух) экземплярах, имеющих равную юридическую силу, по одному для каждой из Сторон.</w:t>
       </w:r>
     </w:p>
     <w:p>
@@ -1531,6 +1525,9 @@
         <w:gridCol w:w="4891"/>
       </w:tblGrid>
       <w:tr>
+        <w:trPr>
+          <w:trHeight w:val="330"/>
+        </w:trPr>
         <w:tc>
           <w:tcPr>
             <w:tcW w:w="4890" w:type="dxa"/>
@@ -1729,13 +1726,7 @@
               </w:rPr>
             </w:pPr>
             <w:r>
-              <w:t xml:space="preserve">Эл. </w:t>
-            </w:r>
-            <w:r>
-              <w:t>п</w:t>
-            </w:r>
-            <w:r>
-              <w:t>очта</w:t>
+              <w:t>Эл. почта</w:t>
             </w:r>
             <w:r>
               <w:t xml:space="preserve">: </w:t>
@@ -1771,6 +1762,7 @@
                 </w:rPr>
                 <w:t>@</w:t>
               </w:r>
+              <w:proofErr w:type="spellStart"/>
               <w:r>
                 <w:rPr>
                   <w:rStyle w:val="ac"/>
@@ -1779,6 +1771,7 @@
                 </w:rPr>
                 <w:t>yandex</w:t>
               </w:r>
+              <w:proofErr w:type="spellEnd"/>
               <w:r>
                 <w:rPr>
                   <w:rStyle w:val="ac"/>
@@ -1786,6 +1779,7 @@
                 </w:rPr>
                 <w:t>.</w:t>
               </w:r>
+              <w:proofErr w:type="spellStart"/>
               <w:r>
                 <w:rPr>
                   <w:rStyle w:val="ac"/>
@@ -1794,6 +1788,7 @@
                 </w:rPr>
                 <w:t>ru</w:t>
               </w:r>
+              <w:proofErr w:type="spellEnd"/>
             </w:hyperlink>
           </w:p>
           <w:p>
@@ -1801,63 +1796,13 @@
               <w:jc w:val="both"/>
             </w:pPr>
             <w:r>
-              <w:t>Тел.: +7 (926)</w:t>
-            </w:r>
-            <w:r>
-              <w:t xml:space="preserve"> </w:t>
-            </w:r>
-            <w:r>
-              <w:t>695-92-98</w:t>
-            </w:r>
-          </w:p>
-          <w:p>
-            <w:pPr>
-              <w:jc w:val="both"/>
-            </w:pPr>
-          </w:p>
-          <w:p>
-            <w:pPr>
-              <w:jc w:val="both"/>
-            </w:pPr>
-          </w:p>
-          <w:p>
-            <w:pPr>
-              <w:jc w:val="both"/>
-            </w:pPr>
-            <w:r>
-              <w:t>Генеральный директо</w:t>
-            </w:r>
-            <w:r>
-              <w:t>р</w:t>
-            </w:r>
-          </w:p>
-          <w:p>
-            <w:pPr>
-              <w:jc w:val="both"/>
-            </w:pPr>
-          </w:p>
-          <w:p>
-            <w:pPr>
-              <w:jc w:val="both"/>
-            </w:pPr>
-            <w:r>
-              <w:rPr>
-                <w:color w:val="000000" w:themeColor="text1"/>
-              </w:rPr>
-              <w:t xml:space="preserve">____________ / </w:t>
-            </w:r>
-            <w:r>
-              <w:t xml:space="preserve">А.С. </w:t>
-            </w:r>
-            <w:r>
-              <w:t>Лепилина</w:t>
-            </w:r>
-            <w:r>
-              <w:t xml:space="preserve"> </w:t>
-            </w:r>
-            <w:r>
-              <w:t>/</w:t>
-            </w:r>
+              <w:t>Тел.: +7 (926) 695-92-98</w:t>
+            </w:r>
+          </w:p>
+          <w:p>
+            <w:pPr>
+              <w:jc w:val="both"/>
+            </w:pPr>
           </w:p>
         </w:tc>
         <w:tc>
@@ -2001,8 +1946,6 @@
             </w:r>
             <w:r>
               <w:tab/>
-            </w:r>
-            <w:r>
               <w:t>_____________________________</w:t>
             </w:r>
           </w:p>
@@ -2033,13 +1976,7 @@
             </w:r>
             <w:r>
               <w:tab/>
-              <w:t>______</w:t>
-            </w:r>
-            <w:r>
-              <w:t>_</w:t>
-            </w:r>
-            <w:r>
-              <w:t>______________________</w:t>
+              <w:t>_____________________________</w:t>
             </w:r>
           </w:p>
           <w:p>
@@ -2079,16 +2016,7 @@
               <w:jc w:val="both"/>
             </w:pPr>
             <w:r>
-              <w:t xml:space="preserve">Эл. почта: </w:t>
-            </w:r>
-            <w:r>
-              <w:t>__</w:t>
-            </w:r>
-            <w:r>
-              <w:t>_</w:t>
-            </w:r>
-            <w:r>
-              <w:t>__________________</w:t>
+              <w:t>Эл. почта: _____________________</w:t>
             </w:r>
           </w:p>
           <w:p>
@@ -2099,13 +2027,7 @@
               <w:jc w:val="both"/>
             </w:pPr>
             <w:r>
-              <w:t>Тел.</w:t>
-            </w:r>
-            <w:r>
-              <w:t>:</w:t>
-            </w:r>
-            <w:r>
-              <w:t xml:space="preserve"> +7 (____) _________</w:t>
+              <w:t>Тел.: +7 (____) _________</w:t>
             </w:r>
           </w:p>
           <w:p>
@@ -2118,9 +2040,122 @@
           </w:p>
           <w:p>
             <w:pPr>
-              <w:tabs>
-                <w:tab w:val="right" w:pos="4621"/>
-              </w:tabs>
+              <w:jc w:val="both"/>
+            </w:pPr>
+          </w:p>
+        </w:tc>
+      </w:tr>
+      <w:tr>
+        <w:trPr>
+          <w:trHeight w:val="1605"/>
+        </w:trPr>
+        <w:tc>
+          <w:tcPr>
+            <w:tcW w:w="4890" w:type="dxa"/>
+            <w:shd w:val="clear" w:color="auto" w:fill="auto"/>
+          </w:tcPr>
+          <w:p>
+            <w:pPr>
+              <w:jc w:val="both"/>
+              <w:rPr>
+                <w:b/>
+                <w:bCs/>
+              </w:rPr>
+            </w:pPr>
+            <w:r>
+              <w:rPr>
+                <w:b/>
+                <w:bCs/>
+              </w:rPr>
+              <w:t>ИСПОЛНИТЕЛЬ</w:t>
+            </w:r>
+            <w:r>
+              <w:rPr>
+                <w:b/>
+                <w:bCs/>
+              </w:rPr>
+              <w:t>:</w:t>
+            </w:r>
+          </w:p>
+          <w:p>
+            <w:pPr>
+              <w:jc w:val="both"/>
+            </w:pPr>
+          </w:p>
+          <w:p>
+            <w:r>
+              <w:t>Генеральный директор</w:t>
+            </w:r>
+          </w:p>
+          <w:p>
+            <w:r>
+              <w:t>ООО «Призм-Лаб»</w:t>
+            </w:r>
+          </w:p>
+          <w:p>
+            <w:pPr>
+              <w:jc w:val="both"/>
+            </w:pPr>
+          </w:p>
+          <w:p>
+            <w:pPr>
+              <w:jc w:val="both"/>
+            </w:pPr>
+            <w:r>
+              <w:rPr>
+                <w:color w:val="000000" w:themeColor="text1"/>
+              </w:rPr>
+              <w:t xml:space="preserve">____________ / </w:t>
+            </w:r>
+            <w:r>
+              <w:t>А.С. Лепилина /</w:t>
+            </w:r>
+          </w:p>
+          <w:p>
+            <w:pPr>
+              <w:jc w:val="both"/>
+              <w:rPr>
+                <w:b/>
+                <w:bCs/>
+              </w:rPr>
+            </w:pPr>
+            <w:r>
+              <w:tab/>
+            </w:r>
+            <w:r>
+              <w:t>М.П.</w:t>
+            </w:r>
+          </w:p>
+        </w:tc>
+        <w:tc>
+          <w:tcPr>
+            <w:tcW w:w="4891" w:type="dxa"/>
+          </w:tcPr>
+          <w:p>
+            <w:pPr>
+              <w:jc w:val="both"/>
+              <w:rPr>
+                <w:b/>
+                <w:bCs/>
+              </w:rPr>
+            </w:pPr>
+            <w:r>
+              <w:rPr>
+                <w:b/>
+                <w:bCs/>
+              </w:rPr>
+              <w:t>ЗАКАЗЧИК</w:t>
+            </w:r>
+            <w:r>
+              <w:rPr>
+                <w:b/>
+                <w:bCs/>
+              </w:rPr>
+              <w:t>:</w:t>
+            </w:r>
+          </w:p>
+          <w:p>
+            <w:pPr>
               <w:jc w:val="both"/>
             </w:pPr>
           </w:p>
@@ -2137,14 +2172,45 @@
               <w:jc w:val="both"/>
             </w:pPr>
             <w:r>
-              <w:br/>
-              <w:t>____________ / ФИО /</w:t>
-            </w:r>
-          </w:p>
-          <w:p>
-            <w:pPr>
-              <w:jc w:val="both"/>
-            </w:pPr>
+              <w:t>Организация</w:t>
+            </w:r>
+          </w:p>
+          <w:p>
+            <w:pPr>
+              <w:jc w:val="both"/>
+            </w:pPr>
+          </w:p>
+          <w:p>
+            <w:pPr>
+              <w:jc w:val="both"/>
+            </w:pPr>
+            <w:r>
+              <w:rPr>
+                <w:color w:val="000000" w:themeColor="text1"/>
+              </w:rPr>
+              <w:t xml:space="preserve">____________ / </w:t>
+            </w:r>
+            <w:r>
+              <w:t>ФИО</w:t>
+            </w:r>
+            <w:r>
+              <w:t xml:space="preserve"> /</w:t>
+            </w:r>
+          </w:p>
+          <w:p>
+            <w:pPr>
+              <w:jc w:val="both"/>
+              <w:rPr>
+                <w:b/>
+                <w:bCs/>
+              </w:rPr>
+            </w:pPr>
+            <w:r>
+              <w:tab/>
+            </w:r>
+            <w:r>
+              <w:t>М.П.</w:t>
+            </w:r>
           </w:p>
         </w:tc>
       </w:tr>
@@ -2206,6 +2272,7 @@
         <w:docPartUnique/>
       </w:docPartObj>
     </w:sdtPr>
+    <w:sdtEndPr/>
     <w:sdtContent>
       <w:sdt>
         <w:sdtPr>
@@ -2219,6 +2286,7 @@
             <w:docPartUnique/>
           </w:docPartObj>
         </w:sdtPr>
+        <w:sdtEndPr/>
         <w:sdtContent>
           <w:p>
             <w:pPr>
@@ -2473,7 +2541,7 @@
     <w:lvl w:ilvl="0">
       <w:start w:val="1"/>
       <w:numFmt w:val="upperRoman"/>
-      <w:pStyle w:val="heading1"/>
+      <w:pStyle w:val="11"/>
       <w:lvlText w:val="%1."/>
       <w:lvlJc w:val="left"/>
       <w:pPr>
@@ -2486,7 +2554,7 @@
     <w:lvl w:ilvl="1">
       <w:start w:val="1"/>
       <w:numFmt w:val="decimal"/>
-      <w:pStyle w:val="ListNumber"/>
+      <w:pStyle w:val="1"/>
       <w:isLgl/>
       <w:lvlText w:val="%1.%2"/>
       <w:lvlJc w:val="left"/>
@@ -3558,11 +3626,11 @@
       <w:sz w:val="28"/>
     </w:rPr>
   </w:style>
-  <w:style w:type="paragraph" w:styleId="1">
+  <w:style w:type="paragraph" w:styleId="10">
     <w:name w:val="heading 1"/>
     <w:basedOn w:val="a"/>
     <w:next w:val="a"/>
-    <w:link w:val="10"/>
+    <w:link w:val="12"/>
     <w:uiPriority w:val="9"/>
     <w:qFormat/>
     <w:rsid w:val="005337ED"/>
@@ -3783,10 +3851,10 @@
     <w:semiHidden/>
     <w:unhideWhenUsed/>
   </w:style>
-  <w:style w:type="character" w:customStyle="1" w:styleId="10">
+  <w:style w:type="character" w:customStyle="1" w:styleId="12">
     <w:name w:val="Заголовок 1 Знак"/>
     <w:basedOn w:val="a0"/>
-    <w:link w:val="1"/>
+    <w:link w:val="10"/>
     <w:uiPriority w:val="9"/>
     <w:rsid w:val="005337ED"/>
     <w:rPr>
@@ -4176,8 +4244,8 @@
       <w:sz w:val="28"/>
     </w:rPr>
   </w:style>
-  <w:style w:type="paragraph" w:customStyle="1" w:styleId="heading1">
-    <w:name w:val="heading 1"/>
+  <w:style w:type="paragraph" w:customStyle="1" w:styleId="11">
+    <w:name w:val="Заголовок 11"/>
     <w:basedOn w:val="a"/>
     <w:next w:val="a"/>
     <w:rsid w:val="00634BB0"/>
@@ -4200,8 +4268,8 @@
       <w14:ligatures w14:val="none"/>
     </w:rPr>
   </w:style>
-  <w:style w:type="paragraph" w:customStyle="1" w:styleId="ListNumber">
-    <w:name w:val="List Number"/>
+  <w:style w:type="paragraph" w:customStyle="1" w:styleId="1">
+    <w:name w:val="Нумерованный список1"/>
     <w:basedOn w:val="a"/>
     <w:rsid w:val="00634BB0"/>
     <w:pPr>
